--- a/report-service/src/main/resources/system_templates/sys_plot_egrn_oks.docx
+++ b/report-service/src/main/resources/system_templates/sys_plot_egrn_oks.docx
@@ -513,10 +513,7 @@
         <w:t>}</w:t>
       </w:r>
       <w:r>
-        <w:t>Нет зарегистрированных</w:t>
-      </w:r>
-      <w:r>
-        <w:t xml:space="preserve"> </w:t>
+        <w:t xml:space="preserve">Нет зарегистрированных </w:t>
       </w:r>
       <w:r>
         <w:t>объект</w:t>
@@ -563,7 +560,7 @@
         <w:t>}</w:t>
       </w:r>
       <w:r>
-        <w:t xml:space="preserve">Сведения, из Единого государственного реестра недвижимости о земельном участке, указанные в данном разделе, являются актуальными на дату </w:t>
+        <w:t xml:space="preserve">Сведения, из Единого государственного реестра недвижимости о земельном участке, указанные в данном разделе, являются актуальными на </w:t>
       </w:r>
       <w:r>
         <w:rPr>
